--- a/docs/word/screens/screen-spec-SC-38.docx
+++ b/docs/word/screens/screen-spec-SC-38.docx
@@ -221,7 +221,7 @@
               <w:rPr>
                 <w:sz w:val="17"/>
               </w:rPr>
-              <w:t xml:space="preserve">Should</w:t>
+              <w:t xml:space="preserve">Must</w:t>
             </w:r>
           </w:p>
         </w:tc>
@@ -365,7 +365,7 @@
         <w:t xml:space="preserve"> </w:t>
       </w:r>
       <w:r>
-        <w:t xml:space="preserve">M10, item #38 (Added 30/09/2026 — Should) ·</w:t>
+        <w:t xml:space="preserve">M10, item #38 (Added 30/09/2026 — Must (raised 01/10/2026, M10 FR-001–002)) ·</w:t>
       </w:r>
       <w:r>
         <w:t xml:space="preserve"> </w:t>
@@ -1839,7 +1839,7 @@
                 <w:rStyle w:val="VerbatimChar"/>
                 <w:sz w:val="17"/>
               </w:rPr>
-              <w:t xml:space="preserve">provinces</w:t>
+              <w:t xml:space="preserve">province</w:t>
             </w:r>
             <w:r>
               <w:rPr>
